--- a/uploads/Butler_Jamie_Project_Portfolio.docx
+++ b/uploads/Butler_Jamie_Project_Portfolio.docx
@@ -12,30 +12,44 @@
           <w:b/>
           <w:bCs/>
           <w:color w:val="1B3A6B"/>
-          <w:spacing w:val="40"/>
           <w:sz w:val="36"/>
           <w:szCs w:val="36"/>
         </w:rPr>
-        <w:t>JAMIE BUTLER</w:t>
-      </w:r>
-    </w:p>
-    <w:p>
-      <w:pPr>
-        <w:spacing w:after="80"/>
-        <w:jc w:val="center"/>
-      </w:pPr>
-      <w:r>
-        <w:rPr>
-          <w:color w:val="2E5FA3"/>
-        </w:rPr>
-        <w:t>Digital Transformation Executive   ·   Enterprise Technology Strategy   ·   Technology Leadership</w:t>
-      </w:r>
-    </w:p>
-    <w:p>
-      <w:pPr>
-        <w:pBdr>
-          <w:bottom w:val="single" w:sz="6" w:space="6" w:color="1B3A6B"/>
-        </w:pBdr>
+        <w:t>J</w:t>
+      </w:r>
+      <w:r>
+        <w:rPr>
+          <w:b/>
+          <w:bCs/>
+          <w:color w:val="1B3A6B"/>
+          <w:sz w:val="36"/>
+          <w:szCs w:val="36"/>
+        </w:rPr>
+        <w:t>amie</w:t>
+      </w:r>
+      <w:r>
+        <w:rPr>
+          <w:b/>
+          <w:bCs/>
+          <w:color w:val="1B3A6B"/>
+          <w:sz w:val="36"/>
+          <w:szCs w:val="36"/>
+        </w:rPr>
+        <w:t xml:space="preserve"> B</w:t>
+      </w:r>
+      <w:r>
+        <w:rPr>
+          <w:b/>
+          <w:bCs/>
+          <w:color w:val="1B3A6B"/>
+          <w:sz w:val="36"/>
+          <w:szCs w:val="36"/>
+        </w:rPr>
+        <w:t>utler</w:t>
+      </w:r>
+    </w:p>
+    <w:p>
+      <w:pPr>
         <w:spacing w:after="80"/>
         <w:jc w:val="center"/>
         <w:rPr>
@@ -77,7 +91,7 @@
             <w:szCs w:val="17"/>
             <w:u w:val="single"/>
           </w:rPr>
-          <w:t>jamieadambutler@gmail.com</w:t>
+          <w:t>jamieadambutler@icloud.com</w:t>
         </w:r>
       </w:hyperlink>
       <w:r>
@@ -110,60 +124,97 @@
         </w:r>
         <w:proofErr w:type="spellEnd"/>
       </w:hyperlink>
-      <w:r>
-        <w:rPr>
-          <w:color w:val="555555"/>
-          <w:sz w:val="17"/>
-          <w:szCs w:val="17"/>
-        </w:rPr>
-        <w:t xml:space="preserve">   ·   </w:t>
-      </w:r>
-      <w:hyperlink r:id="rId7" w:history="1">
-        <w:proofErr w:type="spellStart"/>
-        <w:r>
-          <w:rPr>
-            <w:color w:val="2E5FA3"/>
-            <w:sz w:val="17"/>
-            <w:szCs w:val="17"/>
-            <w:u w:val="single"/>
-          </w:rPr>
-          <w:t>jamiebutler.vercel.app</w:t>
-        </w:r>
-        <w:proofErr w:type="spellEnd"/>
-      </w:hyperlink>
-    </w:p>
-    <w:p>
-      <w:pPr>
-        <w:pBdr>
-          <w:bottom w:val="single" w:sz="8" w:space="2" w:color="2E5FA3"/>
-        </w:pBdr>
+    </w:p>
+    <w:p>
+      <w:pPr>
         <w:spacing w:before="160" w:after="60"/>
         <w:jc w:val="center"/>
-      </w:pPr>
-      <w:r>
         <w:rPr>
           <w:b/>
           <w:bCs/>
           <w:color w:val="1B3A6B"/>
-          <w:spacing w:val="20"/>
-          <w:sz w:val="22"/>
-          <w:szCs w:val="22"/>
-        </w:rPr>
-        <w:t>PROJECT PORTFOLIO</w:t>
+          <w:sz w:val="2"/>
+          <w:szCs w:val="2"/>
+        </w:rPr>
+      </w:pPr>
+    </w:p>
+    <w:p>
+      <w:pPr>
+        <w:spacing w:before="160" w:after="60"/>
+        <w:jc w:val="center"/>
+        <w:rPr>
+          <w:sz w:val="24"/>
+          <w:szCs w:val="24"/>
+        </w:rPr>
+      </w:pPr>
+      <w:r>
+        <w:rPr>
+          <w:b/>
+          <w:bCs/>
+          <w:color w:val="1B3A6B"/>
+          <w:sz w:val="24"/>
+          <w:szCs w:val="24"/>
+        </w:rPr>
+        <w:t>P</w:t>
+      </w:r>
+      <w:r>
+        <w:rPr>
+          <w:b/>
+          <w:bCs/>
+          <w:color w:val="1B3A6B"/>
+          <w:sz w:val="24"/>
+          <w:szCs w:val="24"/>
+        </w:rPr>
+        <w:t>roject</w:t>
+      </w:r>
+      <w:r>
+        <w:rPr>
+          <w:b/>
+          <w:bCs/>
+          <w:color w:val="1B3A6B"/>
+          <w:sz w:val="24"/>
+          <w:szCs w:val="24"/>
+        </w:rPr>
+        <w:t xml:space="preserve"> P</w:t>
+      </w:r>
+      <w:r>
+        <w:rPr>
+          <w:b/>
+          <w:bCs/>
+          <w:color w:val="1B3A6B"/>
+          <w:sz w:val="24"/>
+          <w:szCs w:val="24"/>
+        </w:rPr>
+        <w:t>ortfolio</w:t>
       </w:r>
     </w:p>
     <w:p>
       <w:pPr>
         <w:spacing w:after="60"/>
-      </w:pPr>
-      <w:r>
+        <w:jc w:val="center"/>
         <w:rPr>
           <w:i/>
           <w:iCs/>
           <w:color w:val="555555"/>
         </w:rPr>
+      </w:pPr>
+      <w:r>
+        <w:rPr>
+          <w:i/>
+          <w:iCs/>
+          <w:color w:val="555555"/>
+        </w:rPr>
         <w:t>A career timeline of enterprise technology initiatives — most recent first.</w:t>
       </w:r>
+    </w:p>
+    <w:p>
+      <w:pPr>
+        <w:spacing w:after="60"/>
+        <w:rPr>
+          <w:sz w:val="2"/>
+          <w:szCs w:val="2"/>
+        </w:rPr>
+      </w:pPr>
     </w:p>
     <w:p>
       <w:pPr>
@@ -178,7 +229,6 @@
           <w:b/>
           <w:bCs/>
           <w:color w:val="1B3A6B"/>
-          <w:spacing w:val="30"/>
           <w:sz w:val="24"/>
           <w:szCs w:val="24"/>
         </w:rPr>
@@ -465,7 +515,6 @@
           <w:b/>
           <w:bCs/>
           <w:color w:val="1B3A6B"/>
-          <w:spacing w:val="30"/>
           <w:sz w:val="24"/>
           <w:szCs w:val="24"/>
         </w:rPr>
@@ -683,7 +732,6 @@
           <w:b/>
           <w:bCs/>
           <w:color w:val="1B3A6B"/>
-          <w:spacing w:val="30"/>
           <w:sz w:val="24"/>
           <w:szCs w:val="24"/>
         </w:rPr>
@@ -899,7 +947,6 @@
           <w:b/>
           <w:bCs/>
           <w:color w:val="1B3A6B"/>
-          <w:spacing w:val="30"/>
           <w:sz w:val="24"/>
           <w:szCs w:val="24"/>
         </w:rPr>
@@ -1025,7 +1072,6 @@
           <w:b/>
           <w:bCs/>
           <w:color w:val="1B3A6B"/>
-          <w:spacing w:val="30"/>
           <w:sz w:val="24"/>
           <w:szCs w:val="24"/>
         </w:rPr>
@@ -1140,7 +1186,6 @@
           <w:b/>
           <w:bCs/>
           <w:color w:val="1B3A6B"/>
-          <w:spacing w:val="30"/>
           <w:sz w:val="24"/>
           <w:szCs w:val="24"/>
         </w:rPr>
@@ -1254,7 +1299,6 @@
           <w:b/>
           <w:bCs/>
           <w:color w:val="1B3A6B"/>
-          <w:spacing w:val="30"/>
           <w:sz w:val="24"/>
           <w:szCs w:val="24"/>
         </w:rPr>
@@ -1349,7 +1393,6 @@
           <w:b/>
           <w:bCs/>
           <w:color w:val="1B3A6B"/>
-          <w:spacing w:val="30"/>
           <w:sz w:val="24"/>
           <w:szCs w:val="24"/>
         </w:rPr>

--- a/uploads/Butler_Jamie_Project_Portfolio.docx
+++ b/uploads/Butler_Jamie_Project_Portfolio.docx
@@ -140,6 +140,9 @@
     </w:p>
     <w:p>
       <w:pPr>
+        <w:pBdr>
+          <w:bottom w:val="single" w:sz="8" w:space="2" w:color="2E5FA3"/>
+        </w:pBdr>
         <w:spacing w:before="160" w:after="60"/>
         <w:jc w:val="center"/>
         <w:rPr>
@@ -155,37 +158,7 @@
           <w:sz w:val="24"/>
           <w:szCs w:val="24"/>
         </w:rPr>
-        <w:t>P</w:t>
-      </w:r>
-      <w:r>
-        <w:rPr>
-          <w:b/>
-          <w:bCs/>
-          <w:color w:val="1B3A6B"/>
-          <w:sz w:val="24"/>
-          <w:szCs w:val="24"/>
-        </w:rPr>
-        <w:t>roject</w:t>
-      </w:r>
-      <w:r>
-        <w:rPr>
-          <w:b/>
-          <w:bCs/>
-          <w:color w:val="1B3A6B"/>
-          <w:sz w:val="24"/>
-          <w:szCs w:val="24"/>
-        </w:rPr>
-        <w:t xml:space="preserve"> P</w:t>
-      </w:r>
-      <w:r>
-        <w:rPr>
-          <w:b/>
-          <w:bCs/>
-          <w:color w:val="1B3A6B"/>
-          <w:sz w:val="24"/>
-          <w:szCs w:val="24"/>
-        </w:rPr>
-        <w:t>ortfolio</w:t>
+        <w:t>Project Portfolio</w:t>
       </w:r>
     </w:p>
     <w:p>

--- a/uploads/Butler_Jamie_Project_Portfolio.docx
+++ b/uploads/Butler_Jamie_Project_Portfolio.docx
@@ -4,14 +4,14 @@
   <w:body>
     <w:p>
       <w:pPr>
-        <w:shd w:val="clear" w:color="auto" w:fill="1A1A1A"/>
+        <w:shd w:val="clear" w:color="auto" w:fill="D6E4F0"/>
         <w:spacing w:line="620" w:lineRule="exact"/>
         <w:ind w:left="-1080" w:right="-1080"/>
       </w:pPr>
     </w:p>
     <w:p>
       <w:pPr>
-        <w:shd w:val="clear" w:color="auto" w:fill="1A1A1A"/>
+        <w:shd w:val="clear" w:color="auto" w:fill="D6E4F0"/>
         <w:spacing w:line="440" w:lineRule="exact"/>
         <w:ind w:left="-1080" w:right="-1080" w:firstLine="1080"/>
       </w:pPr>
@@ -19,7 +19,7 @@
         <w:rPr>
           <w:b/>
           <w:bCs/>
-          <w:color w:val="FFFFFF"/>
+          <w:color w:val="1A1A1A"/>
           <w:sz w:val="40"/>
           <w:szCs w:val="40"/>
         </w:rPr>
@@ -28,47 +28,55 @@
     </w:p>
     <w:p>
       <w:pPr>
-        <w:shd w:val="clear" w:color="auto" w:fill="1A1A1A"/>
+        <w:shd w:val="clear" w:color="auto" w:fill="D6E4F0"/>
         <w:spacing w:line="280" w:lineRule="exact"/>
         <w:ind w:left="-1080" w:right="-1080" w:firstLine="1080"/>
       </w:pPr>
       <w:r>
         <w:rPr>
-          <w:color w:val="FFFFFF"/>
-        </w:rPr>
-        <w:t xml:space="preserve">Technology </w:t>
-      </w:r>
-      <w:proofErr w:type="gramStart"/>
-      <w:r>
-        <w:rPr>
-          <w:color w:val="FFFFFF"/>
-        </w:rPr>
-        <w:t>Leader  |</w:t>
-      </w:r>
-      <w:proofErr w:type="gramEnd"/>
-      <w:r>
-        <w:rPr>
-          <w:color w:val="FFFFFF"/>
-        </w:rPr>
-        <w:t xml:space="preserve">  Strategy · Architecture · Transformation</w:t>
-      </w:r>
-    </w:p>
-    <w:p>
-      <w:pPr>
-        <w:shd w:val="clear" w:color="auto" w:fill="1A1A1A"/>
+          <w:b/>
+          <w:bCs/>
+          <w:color w:val="1A1A1A"/>
+        </w:rPr>
+        <w:t>Technology</w:t>
+      </w:r>
+      <w:r>
+        <w:rPr>
+          <w:color w:val="1A1A1A"/>
+        </w:rPr>
+        <w:t xml:space="preserve"> </w:t>
+      </w:r>
+      <w:r>
+        <w:rPr>
+          <w:b/>
+          <w:bCs/>
+          <w:color w:val="1A1A1A"/>
+        </w:rPr>
+        <w:t>Leader</w:t>
+      </w:r>
+      <w:r>
+        <w:rPr>
+          <w:color w:val="1A1A1A"/>
+        </w:rPr>
+        <w:t xml:space="preserve">  |  Strategy · Architecture · Transformation</w:t>
+      </w:r>
+    </w:p>
+    <w:p>
+      <w:pPr>
+        <w:shd w:val="clear" w:color="auto" w:fill="D6E4F0"/>
         <w:spacing w:line="40" w:lineRule="exact"/>
         <w:ind w:left="-1080" w:right="-1080"/>
       </w:pPr>
     </w:p>
     <w:p>
       <w:pPr>
-        <w:shd w:val="clear" w:color="auto" w:fill="1A1A1A"/>
+        <w:shd w:val="clear" w:color="auto" w:fill="D6E4F0"/>
         <w:spacing w:line="240" w:lineRule="exact"/>
         <w:ind w:left="-1080" w:right="-1080" w:firstLine="1080"/>
       </w:pPr>
       <w:r>
         <w:rPr>
-          <w:color w:val="FFFFFF"/>
+          <w:color w:val="1A1A1A"/>
           <w:sz w:val="19"/>
           <w:szCs w:val="19"/>
         </w:rPr>
@@ -86,7 +94,7 @@
       </w:hyperlink>
       <w:r>
         <w:rPr>
-          <w:color w:val="FFFFFF"/>
+          <w:color w:val="1A1A1A"/>
           <w:sz w:val="19"/>
           <w:szCs w:val="19"/>
         </w:rPr>
@@ -105,7 +113,7 @@
     </w:p>
     <w:p>
       <w:pPr>
-        <w:shd w:val="clear" w:color="auto" w:fill="1A1A1A"/>
+        <w:shd w:val="clear" w:color="auto" w:fill="D6E4F0"/>
         <w:spacing w:line="360" w:lineRule="exact"/>
         <w:ind w:left="-1080" w:right="-1080"/>
       </w:pPr>
@@ -135,7 +143,7 @@
     </w:p>
     <w:p>
       <w:pPr>
-        <w:shd w:val="clear" w:color="auto" w:fill="1A1A1A"/>
+        <w:shd w:val="clear" w:color="auto" w:fill="D6E4F0"/>
         <w:spacing w:before="130" w:after="40" w:line="290" w:lineRule="exact"/>
         <w:ind w:firstLine="120"/>
         <w:jc w:val="center"/>
@@ -144,11 +152,29 @@
         <w:rPr>
           <w:b/>
           <w:bCs/>
-          <w:color w:val="FFFFFF"/>
+          <w:color w:val="1A1A1A"/>
           <w:sz w:val="24"/>
           <w:szCs w:val="24"/>
         </w:rPr>
-        <w:t>2024 – Present</w:t>
+        <w:t xml:space="preserve">2024 </w:t>
+      </w:r>
+      <w:r>
+        <w:rPr>
+          <w:color w:val="1A1A1A"/>
+          <w:sz w:val="24"/>
+          <w:szCs w:val="24"/>
+        </w:rPr>
+        <w:t>–</w:t>
+      </w:r>
+      <w:r>
+        <w:rPr>
+          <w:b/>
+          <w:bCs/>
+          <w:color w:val="1A1A1A"/>
+          <w:sz w:val="24"/>
+          <w:szCs w:val="24"/>
+        </w:rPr>
+        <w:t xml:space="preserve"> Present</w:t>
       </w:r>
     </w:p>
     <w:p>
@@ -160,23 +186,7 @@
           <w:b/>
           <w:bCs/>
         </w:rPr>
-        <w:t xml:space="preserve">Senior Director of </w:t>
-      </w:r>
-      <w:proofErr w:type="gramStart"/>
-      <w:r>
-        <w:rPr>
-          <w:b/>
-          <w:bCs/>
-        </w:rPr>
-        <w:t>Technology  ·</w:t>
-      </w:r>
-      <w:proofErr w:type="gramEnd"/>
-      <w:r>
-        <w:rPr>
-          <w:b/>
-          <w:bCs/>
-        </w:rPr>
-        <w:t xml:space="preserve">  Latitude Legal</w:t>
+        <w:t>Senior Director of Technology  ·  Latitude Legal</w:t>
       </w:r>
     </w:p>
     <w:p>
@@ -389,7 +399,7 @@
     </w:p>
     <w:p>
       <w:pPr>
-        <w:shd w:val="clear" w:color="auto" w:fill="1A1A1A"/>
+        <w:shd w:val="clear" w:color="auto" w:fill="D6E4F0"/>
         <w:spacing w:before="130" w:after="40" w:line="290" w:lineRule="exact"/>
         <w:ind w:firstLine="120"/>
         <w:jc w:val="center"/>
@@ -398,11 +408,39 @@
         <w:rPr>
           <w:b/>
           <w:bCs/>
-          <w:color w:val="FFFFFF"/>
+          <w:color w:val="1A1A1A"/>
           <w:sz w:val="24"/>
           <w:szCs w:val="24"/>
         </w:rPr>
-        <w:t>2022 – 2024</w:t>
+        <w:t>2022</w:t>
+      </w:r>
+      <w:r>
+        <w:rPr>
+          <w:b/>
+          <w:bCs/>
+          <w:color w:val="1A1A1A"/>
+          <w:sz w:val="24"/>
+          <w:szCs w:val="24"/>
+        </w:rPr>
+        <w:t xml:space="preserve"> </w:t>
+      </w:r>
+      <w:r>
+        <w:rPr>
+          <w:color w:val="1A1A1A"/>
+          <w:sz w:val="24"/>
+          <w:szCs w:val="24"/>
+        </w:rPr>
+        <w:t>–</w:t>
+      </w:r>
+      <w:r>
+        <w:rPr>
+          <w:b/>
+          <w:bCs/>
+          <w:color w:val="1A1A1A"/>
+          <w:sz w:val="24"/>
+          <w:szCs w:val="24"/>
+        </w:rPr>
+        <w:t xml:space="preserve"> 2024</w:t>
       </w:r>
     </w:p>
     <w:p>
@@ -414,23 +452,7 @@
           <w:b/>
           <w:bCs/>
         </w:rPr>
-        <w:t xml:space="preserve">Vice President of </w:t>
-      </w:r>
-      <w:proofErr w:type="gramStart"/>
-      <w:r>
-        <w:rPr>
-          <w:b/>
-          <w:bCs/>
-        </w:rPr>
-        <w:t>Technology  ·</w:t>
-      </w:r>
-      <w:proofErr w:type="gramEnd"/>
-      <w:r>
-        <w:rPr>
-          <w:b/>
-          <w:bCs/>
-        </w:rPr>
-        <w:t xml:space="preserve">  AlliedUP Cooperative Inc.</w:t>
+        <w:t>Vice President of Technology  ·  AlliedUP Cooperative Inc.</w:t>
       </w:r>
     </w:p>
     <w:p>
@@ -591,7 +613,7 @@
     </w:p>
     <w:p>
       <w:pPr>
-        <w:shd w:val="clear" w:color="auto" w:fill="1A1A1A"/>
+        <w:shd w:val="clear" w:color="auto" w:fill="D6E4F0"/>
         <w:spacing w:before="130" w:after="40" w:line="290" w:lineRule="exact"/>
         <w:ind w:firstLine="120"/>
         <w:jc w:val="center"/>
@@ -600,11 +622,29 @@
         <w:rPr>
           <w:b/>
           <w:bCs/>
-          <w:color w:val="FFFFFF"/>
+          <w:color w:val="1A1A1A"/>
           <w:sz w:val="24"/>
           <w:szCs w:val="24"/>
         </w:rPr>
-        <w:t>2014 – 2022</w:t>
+        <w:t xml:space="preserve">2014 </w:t>
+      </w:r>
+      <w:r>
+        <w:rPr>
+          <w:color w:val="1A1A1A"/>
+          <w:sz w:val="24"/>
+          <w:szCs w:val="24"/>
+        </w:rPr>
+        <w:t>–</w:t>
+      </w:r>
+      <w:r>
+        <w:rPr>
+          <w:b/>
+          <w:bCs/>
+          <w:color w:val="1A1A1A"/>
+          <w:sz w:val="24"/>
+          <w:szCs w:val="24"/>
+        </w:rPr>
+        <w:t xml:space="preserve"> 2022</w:t>
       </w:r>
     </w:p>
     <w:p>
@@ -616,23 +656,7 @@
           <w:b/>
           <w:bCs/>
         </w:rPr>
-        <w:t xml:space="preserve">Director of Information </w:t>
-      </w:r>
-      <w:proofErr w:type="gramStart"/>
-      <w:r>
-        <w:rPr>
-          <w:b/>
-          <w:bCs/>
-        </w:rPr>
-        <w:t>Services  ·</w:t>
-      </w:r>
-      <w:proofErr w:type="gramEnd"/>
-      <w:r>
-        <w:rPr>
-          <w:b/>
-          <w:bCs/>
-        </w:rPr>
-        <w:t xml:space="preserve">  EOSG Resources, LLC</w:t>
+        <w:t>Director of Information Services  ·  EOSG Resources, LLC</w:t>
       </w:r>
     </w:p>
     <w:p>
@@ -803,7 +827,7 @@
     </w:p>
     <w:p>
       <w:pPr>
-        <w:shd w:val="clear" w:color="auto" w:fill="1A1A1A"/>
+        <w:shd w:val="clear" w:color="auto" w:fill="D6E4F0"/>
         <w:spacing w:before="130" w:after="40" w:line="290" w:lineRule="exact"/>
         <w:ind w:firstLine="120"/>
         <w:jc w:val="center"/>
@@ -812,12 +836,30 @@
         <w:rPr>
           <w:b/>
           <w:bCs/>
-          <w:color w:val="FFFFFF"/>
+          <w:color w:val="1A1A1A"/>
           <w:sz w:val="24"/>
           <w:szCs w:val="24"/>
         </w:rPr>
         <w:lastRenderedPageBreak/>
-        <w:t>2013 – 2014</w:t>
+        <w:t xml:space="preserve">2013 </w:t>
+      </w:r>
+      <w:r>
+        <w:rPr>
+          <w:color w:val="1A1A1A"/>
+          <w:sz w:val="24"/>
+          <w:szCs w:val="24"/>
+        </w:rPr>
+        <w:t>–</w:t>
+      </w:r>
+      <w:r>
+        <w:rPr>
+          <w:b/>
+          <w:bCs/>
+          <w:color w:val="1A1A1A"/>
+          <w:sz w:val="24"/>
+          <w:szCs w:val="24"/>
+        </w:rPr>
+        <w:t xml:space="preserve"> 2014</w:t>
       </w:r>
     </w:p>
     <w:p>
@@ -829,37 +871,7 @@
           <w:b/>
           <w:bCs/>
         </w:rPr>
-        <w:t>Interim Director of Technology</w:t>
-      </w:r>
-      <w:r>
-        <w:rPr>
-          <w:b/>
-          <w:bCs/>
-        </w:rPr>
-        <w:t xml:space="preserve"> (</w:t>
-      </w:r>
-      <w:proofErr w:type="gramStart"/>
-      <w:r>
-        <w:rPr>
-          <w:b/>
-          <w:bCs/>
-        </w:rPr>
-        <w:t>Contract)</w:t>
-      </w:r>
-      <w:r>
-        <w:rPr>
-          <w:b/>
-          <w:bCs/>
-        </w:rPr>
-        <w:t xml:space="preserve">  ·</w:t>
-      </w:r>
-      <w:proofErr w:type="gramEnd"/>
-      <w:r>
-        <w:rPr>
-          <w:b/>
-          <w:bCs/>
-        </w:rPr>
-        <w:t xml:space="preserve">  Oreq Corporation</w:t>
+        <w:t>Interim Director of Technology (Contract)  ·  Oreq Corporation</w:t>
       </w:r>
     </w:p>
     <w:p>
@@ -942,7 +954,7 @@
     </w:p>
     <w:p>
       <w:pPr>
-        <w:shd w:val="clear" w:color="auto" w:fill="1A1A1A"/>
+        <w:shd w:val="clear" w:color="auto" w:fill="D6E4F0"/>
         <w:spacing w:before="130" w:after="40" w:line="290" w:lineRule="exact"/>
         <w:ind w:firstLine="120"/>
         <w:jc w:val="center"/>
@@ -951,11 +963,29 @@
         <w:rPr>
           <w:b/>
           <w:bCs/>
-          <w:color w:val="FFFFFF"/>
+          <w:color w:val="1A1A1A"/>
           <w:sz w:val="24"/>
           <w:szCs w:val="24"/>
         </w:rPr>
-        <w:t>2006 – 2013</w:t>
+        <w:t xml:space="preserve">2006 </w:t>
+      </w:r>
+      <w:r>
+        <w:rPr>
+          <w:color w:val="1A1A1A"/>
+          <w:sz w:val="24"/>
+          <w:szCs w:val="24"/>
+        </w:rPr>
+        <w:t>–</w:t>
+      </w:r>
+      <w:r>
+        <w:rPr>
+          <w:b/>
+          <w:bCs/>
+          <w:color w:val="1A1A1A"/>
+          <w:sz w:val="24"/>
+          <w:szCs w:val="24"/>
+        </w:rPr>
+        <w:t xml:space="preserve"> 2013</w:t>
       </w:r>
     </w:p>
     <w:p>
@@ -967,23 +997,7 @@
           <w:b/>
           <w:bCs/>
         </w:rPr>
-        <w:t xml:space="preserve">Engineering &amp; IT </w:t>
-      </w:r>
-      <w:proofErr w:type="gramStart"/>
-      <w:r>
-        <w:rPr>
-          <w:b/>
-          <w:bCs/>
-        </w:rPr>
-        <w:t>Manager  ·</w:t>
-      </w:r>
-      <w:proofErr w:type="gramEnd"/>
-      <w:r>
-        <w:rPr>
-          <w:b/>
-          <w:bCs/>
-        </w:rPr>
-        <w:t xml:space="preserve">  Cannon Fabrication, Inc.</w:t>
+        <w:t>Engineering &amp; IT Manager  ·  Cannon Fabrication, Inc.</w:t>
       </w:r>
     </w:p>
     <w:p>
@@ -1066,7 +1080,7 @@
     </w:p>
     <w:p>
       <w:pPr>
-        <w:shd w:val="clear" w:color="auto" w:fill="1A1A1A"/>
+        <w:shd w:val="clear" w:color="auto" w:fill="D6E4F0"/>
         <w:spacing w:before="130" w:after="40" w:line="290" w:lineRule="exact"/>
         <w:ind w:firstLine="120"/>
         <w:jc w:val="center"/>
@@ -1075,11 +1089,29 @@
         <w:rPr>
           <w:b/>
           <w:bCs/>
-          <w:color w:val="FFFFFF"/>
+          <w:color w:val="1A1A1A"/>
           <w:sz w:val="24"/>
           <w:szCs w:val="24"/>
         </w:rPr>
-        <w:t>2005 – 2006</w:t>
+        <w:t xml:space="preserve">2005 </w:t>
+      </w:r>
+      <w:r>
+        <w:rPr>
+          <w:color w:val="1A1A1A"/>
+          <w:sz w:val="24"/>
+          <w:szCs w:val="24"/>
+        </w:rPr>
+        <w:t>–</w:t>
+      </w:r>
+      <w:r>
+        <w:rPr>
+          <w:b/>
+          <w:bCs/>
+          <w:color w:val="1A1A1A"/>
+          <w:sz w:val="24"/>
+          <w:szCs w:val="24"/>
+        </w:rPr>
+        <w:t xml:space="preserve"> 2006</w:t>
       </w:r>
     </w:p>
     <w:p>
@@ -1091,53 +1123,7 @@
           <w:b/>
           <w:bCs/>
         </w:rPr>
-        <w:t>Senior Data Analyst</w:t>
-      </w:r>
-      <w:r>
-        <w:rPr>
-          <w:b/>
-          <w:bCs/>
-        </w:rPr>
-        <w:t xml:space="preserve"> &amp; IT </w:t>
-      </w:r>
-      <w:proofErr w:type="gramStart"/>
-      <w:r>
-        <w:rPr>
-          <w:b/>
-          <w:bCs/>
-        </w:rPr>
-        <w:t>Manager</w:t>
-      </w:r>
-      <w:r>
-        <w:rPr>
-          <w:b/>
-          <w:bCs/>
-        </w:rPr>
-        <w:t xml:space="preserve">  ·</w:t>
-      </w:r>
-      <w:proofErr w:type="gramEnd"/>
-      <w:r>
-        <w:rPr>
-          <w:b/>
-          <w:bCs/>
-        </w:rPr>
-        <w:t xml:space="preserve">  Casablanca Fan Company (</w:t>
-      </w:r>
-      <w:proofErr w:type="spellStart"/>
-      <w:r>
-        <w:rPr>
-          <w:b/>
-          <w:bCs/>
-        </w:rPr>
-        <w:t>acq</w:t>
-      </w:r>
-      <w:proofErr w:type="spellEnd"/>
-      <w:r>
-        <w:rPr>
-          <w:b/>
-          <w:bCs/>
-        </w:rPr>
-        <w:t>. Hunter Fan)</w:t>
+        <w:t>Senior Data Analyst &amp; IT Manager  ·  Casablanca Fan Company (acq. Hunter Fan)</w:t>
       </w:r>
     </w:p>
     <w:p>
@@ -1194,7 +1180,7 @@
     </w:p>
     <w:p>
       <w:pPr>
-        <w:shd w:val="clear" w:color="auto" w:fill="1A1A1A"/>
+        <w:shd w:val="clear" w:color="auto" w:fill="D6E4F0"/>
         <w:spacing w:before="130" w:after="40" w:line="290" w:lineRule="exact"/>
         <w:ind w:firstLine="120"/>
         <w:jc w:val="center"/>
@@ -1203,7 +1189,7 @@
         <w:rPr>
           <w:b/>
           <w:bCs/>
-          <w:color w:val="FFFFFF"/>
+          <w:color w:val="1A1A1A"/>
           <w:sz w:val="24"/>
           <w:szCs w:val="24"/>
         </w:rPr>
@@ -1219,23 +1205,7 @@
           <w:b/>
           <w:bCs/>
         </w:rPr>
-        <w:t>Business Analyst (</w:t>
-      </w:r>
-      <w:proofErr w:type="gramStart"/>
-      <w:r>
-        <w:rPr>
-          <w:b/>
-          <w:bCs/>
-        </w:rPr>
-        <w:t>Contract)  ·</w:t>
-      </w:r>
-      <w:proofErr w:type="gramEnd"/>
-      <w:r>
-        <w:rPr>
-          <w:b/>
-          <w:bCs/>
-        </w:rPr>
-        <w:t xml:space="preserve">  Anchor Blue Retail Group</w:t>
+        <w:t>Business Analyst (Contract)  ·  Anchor Blue Retail Group</w:t>
       </w:r>
     </w:p>
     <w:p>
@@ -1292,7 +1262,7 @@
     </w:p>
     <w:p>
       <w:pPr>
-        <w:shd w:val="clear" w:color="auto" w:fill="1A1A1A"/>
+        <w:shd w:val="clear" w:color="auto" w:fill="D6E4F0"/>
         <w:spacing w:before="130" w:after="40" w:line="290" w:lineRule="exact"/>
         <w:ind w:firstLine="120"/>
         <w:jc w:val="center"/>
@@ -1301,11 +1271,29 @@
         <w:rPr>
           <w:b/>
           <w:bCs/>
-          <w:color w:val="FFFFFF"/>
+          <w:color w:val="1A1A1A"/>
           <w:sz w:val="24"/>
           <w:szCs w:val="24"/>
         </w:rPr>
-        <w:t>2003 – 2005</w:t>
+        <w:t xml:space="preserve">2003 </w:t>
+      </w:r>
+      <w:r>
+        <w:rPr>
+          <w:color w:val="1A1A1A"/>
+          <w:sz w:val="24"/>
+          <w:szCs w:val="24"/>
+        </w:rPr>
+        <w:t>–</w:t>
+      </w:r>
+      <w:r>
+        <w:rPr>
+          <w:b/>
+          <w:bCs/>
+          <w:color w:val="1A1A1A"/>
+          <w:sz w:val="24"/>
+          <w:szCs w:val="24"/>
+        </w:rPr>
+        <w:t xml:space="preserve"> 2005</w:t>
       </w:r>
     </w:p>
     <w:p>
@@ -1317,37 +1305,7 @@
           <w:b/>
           <w:bCs/>
         </w:rPr>
-        <w:t xml:space="preserve">Network </w:t>
-      </w:r>
-      <w:r>
-        <w:rPr>
-          <w:b/>
-          <w:bCs/>
-        </w:rPr>
-        <w:t>&amp;</w:t>
-      </w:r>
-      <w:r>
-        <w:rPr>
-          <w:b/>
-          <w:bCs/>
-        </w:rPr>
-        <w:t xml:space="preserve"> Systems </w:t>
-      </w:r>
-      <w:proofErr w:type="gramStart"/>
-      <w:r>
-        <w:rPr>
-          <w:b/>
-          <w:bCs/>
-        </w:rPr>
-        <w:t>Administrator  ·</w:t>
-      </w:r>
-      <w:proofErr w:type="gramEnd"/>
-      <w:r>
-        <w:rPr>
-          <w:b/>
-          <w:bCs/>
-        </w:rPr>
-        <w:t xml:space="preserve">  ITT Technical Institute</w:t>
+        <w:t>Network &amp; Systems Administrator  ·  ITT Technical Institute</w:t>
       </w:r>
     </w:p>
     <w:p>
